--- a/bench/corpus/a2.docx
+++ b/bench/corpus/a2.docx
@@ -39,7 +39,7 @@
     </w:p>
     <w:p>
       <w:r>
-        <w:t xml:space="preserve">אני לא יודעת מה להגיד לך. זה מצב לא פשוט בכלל.</w:t>
+        <w:t xml:space="preserve">אין לי מה להוסיף על זה. זה מצב לא פשוט בכלל.</w:t>
       </w:r>
     </w:p>
   </w:body>
